--- a/03_Финансовая_модель/Финансовая_модель_ЦП_РСФСР.docx
+++ b/03_Финансовая_модель/Финансовая_модель_ЦП_РСФСР.docx
@@ -579,7 +579,7 @@
               <w:rPr>
                 <w:sz w:val="17"/>
               </w:rPr>
-              <w:t>Срок окупаемости 2,73 года при кумулятивном потоке, пересекающем ноль на четвёртый год</w:t>
+              <w:t>Срок окупаемости 2,8 года при кумулятивном потоке, пересекающем ноль на четвёртый год</w:t>
             </w:r>
           </w:p>
         </w:tc>
@@ -727,7 +727,7 @@
               <w:rPr>
                 <w:sz w:val="17"/>
               </w:rPr>
-              <w:t>14,50%</w:t>
+              <w:t>14,00%</w:t>
             </w:r>
           </w:p>
         </w:tc>
@@ -745,7 +745,7 @@
               <w:rPr>
                 <w:sz w:val="17"/>
               </w:rPr>
-              <w:t>решение Совета директоров от 24.04.2026</w:t>
+              <w:t>решение Совета директоров от 07.09.2026</w:t>
             </w:r>
           </w:p>
         </w:tc>
@@ -4639,7 +4639,27 @@
           <w:i/>
           <w:color w:val="444444"/>
         </w:rPr>
-        <w:t>Льгота по налогу на прибыль для аккредитованных ИТ-организаций в базовый сценарий не заложена — это отдельный потенциал, а не допущение. Освобождение операций с ЦФА от НДС требует подтверждения налоговым консультантом на дату сделки.</w:t>
+        <w:t>Льгота по налогу на прибыль для аккредитованных ИТ-организаций в базовый сценарий не заложена — это отдельный потенциал, а не допущение.</w:t>
+      </w:r>
+    </w:p>
+    <w:p>
+      <w:pPr>
+        <w:ind w:left="360"/>
+      </w:pPr>
+      <w:r>
+        <w:rPr>
+          <w:b/>
+          <w:i/>
+          <w:color w:val="444444"/>
+        </w:rPr>
+        <w:t>НДС.</w:t>
+      </w:r>
+      <w:r>
+        <w:rPr>
+          <w:i/>
+          <w:color w:val="444444"/>
+        </w:rPr>
+        <w:t xml:space="preserve"> Операции с ЦФА налогом на добавленную стоимость не облагаются: цифровые финансовые активы отнесены к ценным бумагам, а реализация ценных бумаг освобождена от НДС (пп. 12 п. 2 ст. 149 НК РФ). Позиция подтверждена владельцем проекта 07.09.2026 и заложена в модель.</w:t>
       </w:r>
     </w:p>
     <w:p>
@@ -10883,7 +10903,7 @@
         <w:t>Пиковая потребность в финансировании — 1 701 млн ₽</w:t>
       </w:r>
       <w:r>
-        <w:t xml:space="preserve"> (максимальный отрицательный кумулятивный поток). Заявленный стартовый раунд 1 073 млн ₽ покрывает её на 63%.</w:t>
+        <w:t xml:space="preserve"> (максимальный отрицательный кумулятивный поток). Стартовый раунд 1 800 млн ₽ покрывает её на 106%.</w:t>
       </w:r>
     </w:p>
     <w:p>
@@ -13886,7 +13906,7 @@
               <w:rPr>
                 <w:sz w:val="17"/>
               </w:rPr>
-              <w:t>1 073 млн ₽</w:t>
+              <w:t>1 800 млн ₽</w:t>
             </w:r>
           </w:p>
         </w:tc>
@@ -13924,7 +13944,7 @@
               <w:rPr>
                 <w:sz w:val="17"/>
               </w:rPr>
-              <w:t>5,70%</w:t>
+              <w:t>9,21%</w:t>
             </w:r>
           </w:p>
         </w:tc>
@@ -14038,7 +14058,7 @@
               <w:rPr>
                 <w:sz w:val="17"/>
               </w:rPr>
-              <w:t>96 610 млн ₽</w:t>
+              <w:t>97 337 млн ₽</w:t>
             </w:r>
           </w:p>
         </w:tc>
@@ -14076,7 +14096,7 @@
               <w:rPr>
                 <w:sz w:val="17"/>
               </w:rPr>
-              <w:t>358 517 млн ₽</w:t>
+              <w:t>359 244 млн ₽</w:t>
             </w:r>
           </w:p>
         </w:tc>
@@ -14114,7 +14134,7 @@
               <w:rPr>
                 <w:sz w:val="17"/>
               </w:rPr>
-              <w:t>20 451 млн ₽</w:t>
+              <w:t>33 094 млн ₽</w:t>
             </w:r>
           </w:p>
         </w:tc>
@@ -14154,7 +14174,7 @@
                 <w:b/>
                 <w:sz w:val="17"/>
               </w:rPr>
-              <w:t>19,1×</w:t>
+              <w:t>18,4×</w:t>
             </w:r>
           </w:p>
         </w:tc>
@@ -14194,7 +14214,7 @@
                 <w:b/>
                 <w:sz w:val="17"/>
               </w:rPr>
-              <w:t>52,4%</w:t>
+              <w:t>51,6%</w:t>
             </w:r>
           </w:p>
         </w:tc>
@@ -15067,7 +15087,7 @@
               <w:rPr>
                 <w:sz w:val="17"/>
               </w:rPr>
-              <w:t>$15 млн · 1 073 млн ₽</w:t>
+              <w:t>$25 млн · 1 800 млн ₽</w:t>
             </w:r>
           </w:p>
         </w:tc>
@@ -15105,7 +15125,7 @@
               <w:rPr>
                 <w:sz w:val="17"/>
               </w:rPr>
-              <w:t>$263 млн · 18,81 млрд ₽</w:t>
+              <w:t>$273 млн · 19,54 млрд ₽</w:t>
             </w:r>
           </w:p>
         </w:tc>
@@ -15143,7 +15163,7 @@
               <w:rPr>
                 <w:sz w:val="17"/>
               </w:rPr>
-              <w:t>5,70%</w:t>
+              <w:t>9,21%</w:t>
             </w:r>
           </w:p>
         </w:tc>
@@ -15160,14 +15180,14 @@
           <w:i/>
           <w:color w:val="444444"/>
         </w:rPr>
-        <w:t>Размер раунда недостаточен.</w:t>
+        <w:t>Раунд покрывает расчётную потребность.</w:t>
       </w:r>
       <w:r>
         <w:rPr>
           <w:i/>
           <w:color w:val="444444"/>
         </w:rPr>
-        <w:t xml:space="preserve"> Пиковая потребность в финансировании — 1 701 млн ₽, заявленный раунд — 1 073 млн ₽. Разрыв 628 млн ₽ нужно закрывать либо увеличением раунда примерно до 1,8 млрд ₽ (≈$25 млн), либо промежуточным траншем. При задержке запуска на год потребность вырастает до 3 438 млн ₽ — тогда заявленного раунда не хватит и вдвое.</w:t>
+        <w:t xml:space="preserve"> Пиковая потребность — 1 701 млн ₽ (конец 2028 года), раунд — 1 800 млн ₽, запас 99 млн ₽. Запас невелик: при задержке запуска на год потребность вырастает до 3 438 млн ₽, и раунда не хватит. Срок запуска — то, что нужно контролировать в первую очередь.</w:t>
       </w:r>
     </w:p>
     <w:p>

--- a/03_Финансовая_модель/Финансовая_модель_ЦП_РСФСР.docx
+++ b/03_Финансовая_модель/Финансовая_модель_ЦП_РСФСР.docx
@@ -1211,7 +1211,7 @@
           <w:i/>
           <w:color w:val="444444"/>
         </w:rPr>
-        <w:t>Макроэкономический блок зафиксирован на май 2026 года. Перед выходом к внешнему инвестору его следует обновить на дату переговоров: ключевая ставка, доходность ОФЗ и курс за это время могли измениться.</w:t>
+        <w:t>Ключевая ставка обновлена на 07.09.2026. Доходность 10-летних ОФЗ и курс зафиксированы на май 2026 года — перед выходом к внешнему инвестору их следует обновить на дату переговоров. На ставку дисконтирования ключевая ставка не влияет: та строится на доходности ОФЗ и используется ключевая ставка только как проверочный ориентир.</w:t>
       </w:r>
     </w:p>
     <w:p>
